--- a/markdown_content/01_Databricks_Tutorial_2025/01_Databricks_Tutorial_2025.docx
+++ b/markdown_content/01_Databricks_Tutorial_2025/01_Databricks_Tutorial_2025.docx
@@ -7,12 +7,16 @@
         <w:rPr>
           <w:b/>
           <w:bCs/>
+          <w:sz w:val="52"/>
+          <w:szCs w:val="52"/>
         </w:rPr>
       </w:pPr>
       <w:r>
         <w:rPr>
           <w:b/>
           <w:bCs/>
+          <w:sz w:val="52"/>
+          <w:szCs w:val="52"/>
         </w:rPr>
         <w:t xml:space="preserve">01 </w:t>
       </w:r>
@@ -20,6 +24,8 @@
         <w:rPr>
           <w:b/>
           <w:bCs/>
+          <w:sz w:val="52"/>
+          <w:szCs w:val="52"/>
         </w:rPr>
         <w:t xml:space="preserve">Databricks Tutorial 2025 </w:t>
       </w:r>
@@ -420,6 +426,7 @@
         <w:spacing w:after="0" w:line="240" w:lineRule="auto"/>
       </w:pPr>
       <w:r>
+        <w:lastRenderedPageBreak/>
         <w:t xml:space="preserve">Serverless offerings in Databricks </w:t>
       </w:r>
     </w:p>
@@ -432,7 +439,6 @@
         <w:spacing w:after="0" w:line="240" w:lineRule="auto"/>
       </w:pPr>
       <w:r>
-        <w:lastRenderedPageBreak/>
         <w:t xml:space="preserve">Benefits of serverless architecture </w:t>
       </w:r>
     </w:p>

--- a/markdown_content/01_Databricks_Tutorial_2025/01_Databricks_Tutorial_2025.docx
+++ b/markdown_content/01_Databricks_Tutorial_2025/01_Databricks_Tutorial_2025.docx
@@ -2,34 +2,6 @@
 <file path=word/document.xml><?xml version="1.0" encoding="utf-8"?>
 <w:document xmlns:wpc="http://schemas.microsoft.com/office/word/2010/wordprocessingCanvas" xmlns:cx="http://schemas.microsoft.com/office/drawing/2014/chartex" xmlns:cx1="http://schemas.microsoft.com/office/drawing/2015/9/8/chartex" xmlns:cx2="http://schemas.microsoft.com/office/drawing/2015/10/21/chartex" xmlns:cx3="http://schemas.microsoft.com/office/drawing/2016/5/9/chartex" xmlns:cx4="http://schemas.microsoft.com/office/drawing/2016/5/10/chartex" xmlns:cx5="http://schemas.microsoft.com/office/drawing/2016/5/11/chartex" xmlns:cx6="http://schemas.microsoft.com/office/drawing/2016/5/12/chartex" xmlns:cx7="http://schemas.microsoft.com/office/drawing/2016/5/13/chartex" xmlns:cx8="http://schemas.microsoft.com/office/drawing/2016/5/14/chartex" xmlns:mc="http://schemas.openxmlformats.org/markup-compatibility/2006" xmlns:aink="http://schemas.microsoft.com/office/drawing/2016/ink" xmlns:am3d="http://schemas.microsoft.com/office/drawing/2017/model3d" xmlns:o="urn:schemas-microsoft-com:office:office" xmlns:oel="http://schemas.microsoft.com/office/2019/extlst" xmlns:r="http://schemas.openxmlformats.org/officeDocument/2006/relationships" xmlns:m="http://schemas.openxmlformats.org/officeDocument/2006/math" xmlns:v="urn:schemas-microsoft-com:vml" xmlns:wp14="http://schemas.microsoft.com/office/word/2010/wordprocessingDrawing" xmlns:wp="http://schemas.openxmlformats.org/drawingml/2006/wordprocessingDrawing" xmlns:w10="urn:schemas-microsoft-com:office:word" xmlns:w="http://schemas.openxmlformats.org/wordprocessingml/2006/main" xmlns:w14="http://schemas.microsoft.com/office/word/2010/wordml" xmlns:w15="http://schemas.microsoft.com/office/word/2012/wordml" xmlns:w16cex="http://schemas.microsoft.com/office/word/2018/wordml/cex" xmlns:w16cid="http://schemas.microsoft.com/office/word/2016/wordml/cid" xmlns:w16="http://schemas.microsoft.com/office/word/2018/wordml" xmlns:w16du="http://schemas.microsoft.com/office/word/2023/wordml/word16du" xmlns:w16sdtdh="http://schemas.microsoft.com/office/word/2020/wordml/sdtdatahash" xmlns:w16sdtfl="http://schemas.microsoft.com/office/word/2024/wordml/sdtformatlock" xmlns:w16se="http://schemas.microsoft.com/office/word/2015/wordml/symex" xmlns:wpg="http://schemas.microsoft.com/office/word/2010/wordprocessingGroup" xmlns:wpi="http://schemas.microsoft.com/office/word/2010/wordprocessingInk" xmlns:wne="http://schemas.microsoft.com/office/word/2006/wordml" xmlns:wps="http://schemas.microsoft.com/office/word/2010/wordprocessingShape" mc:Ignorable="w14 w15 w16se w16cid w16 w16cex w16sdtdh w16sdtfl w16du wp14">
   <w:body>
-    <w:p>
-      <w:pPr>
-        <w:rPr>
-          <w:b/>
-          <w:bCs/>
-          <w:sz w:val="52"/>
-          <w:szCs w:val="52"/>
-        </w:rPr>
-      </w:pPr>
-      <w:r>
-        <w:rPr>
-          <w:b/>
-          <w:bCs/>
-          <w:sz w:val="52"/>
-          <w:szCs w:val="52"/>
-        </w:rPr>
-        <w:t xml:space="preserve">01 </w:t>
-      </w:r>
-      <w:r>
-        <w:rPr>
-          <w:b/>
-          <w:bCs/>
-          <w:sz w:val="52"/>
-          <w:szCs w:val="52"/>
-        </w:rPr>
-        <w:t xml:space="preserve">Databricks Tutorial 2025 </w:t>
-      </w:r>
-    </w:p>
     <w:p>
       <w:r>
         <w:t xml:space="preserve">This introduction video launches a new </w:t>
@@ -426,7 +398,6 @@
         <w:spacing w:after="0" w:line="240" w:lineRule="auto"/>
       </w:pPr>
       <w:r>
-        <w:lastRenderedPageBreak/>
         <w:t xml:space="preserve">Serverless offerings in Databricks </w:t>
       </w:r>
     </w:p>
@@ -460,6 +431,7 @@
           <w:b/>
           <w:bCs/>
         </w:rPr>
+        <w:lastRenderedPageBreak/>
         <w:t>Cost Optimization</w:t>
       </w:r>
       <w:r>
@@ -752,7 +724,6 @@
         <w:rPr>
           <w:noProof/>
         </w:rPr>
-        <w:lastRenderedPageBreak/>
         <w:drawing>
           <wp:inline distT="0" distB="0" distL="0" distR="0" wp14:anchorId="4FB8E6E2" wp14:editId="037E3BC1">
             <wp:extent cx="2286117" cy="1339919"/>
@@ -802,6 +773,7 @@
           <w:b/>
           <w:bCs/>
         </w:rPr>
+        <w:lastRenderedPageBreak/>
         <w:t>Spark Streaming with PySpark</w:t>
       </w:r>
       <w:r>
